--- a/published/ai-organizations/04_digital_transformation/06_learning/study-guides/06_learning-practice_quiz.docx
+++ b/published/ai-organizations/04_digital_transformation/06_learning/study-guides/06_learning-practice_quiz.docx
@@ -4,7 +4,12 @@
   <w:body>
     <w:p>
       <w:r>
-        <w:t>Practice Quiz: Learning</w:t>
+        <w:t>Practice Quiz: Digital Transformation — Module 06: Learning</w:t>
+      </w:r>
+    </w:p>
+    <w:p>
+      <w:r>
+        <w:t>Name : _ _ _  Date : _ _ _</w:t>
       </w:r>
     </w:p>
     <w:p>
@@ -14,98 +19,7 @@
     </w:p>
     <w:p>
       <w:r>
-        <w:t>What is the primary role of Learning in Active Inference?</w:t>
-        <w:br/>
-        <w:t>A) To maximize reward</w:t>
-        <w:br/>
-        <w:t>B) To minimize variational free energy</w:t>
-        <w:br/>
-        <w:t>C) To increase entropy</w:t>
-        <w:br/>
-        <w:t>D) To eliminate the Markov Blanket</w:t>
-      </w:r>
-    </w:p>
-    <w:p>
-      <w:r>
-        <w:t>In Organizations, Learning is best described as:</w:t>
-        <w:br/>
-        <w:t>A) A static property</w:t>
-        <w:br/>
-        <w:t>B) A dynamic process</w:t>
-        <w:br/>
-        <w:t>C) An external state</w:t>
-        <w:br/>
-        <w:t>D) A random variable</w:t>
-      </w:r>
-    </w:p>
-    <w:p>
-      <w:r>
-        <w:t>Which mathematical quantity is most central to Learning?</w:t>
-        <w:br/>
-        <w:t>A) The Lagrangian</w:t>
-        <w:br/>
-        <w:t>B) The expected free energy</w:t>
-        <w:br/>
-        <w:t>C) The surprisal</w:t>
-        <w:br/>
-        <w:t>D) The precision</w:t>
-      </w:r>
-    </w:p>
-    <w:p>
-      <w:r>
-        <w:t>How does Learning relate to the concept of the Generative Model?</w:t>
-        <w:br/>
-        <w:t>A) It is separate from the model</w:t>
-        <w:br/>
-        <w:t>B) It is a component of the model</w:t>
-        <w:br/>
-        <w:t>C) It destroys the model</w:t>
-        <w:br/>
-        <w:t>D) It is only relevant for the environment</w:t>
-      </w:r>
-    </w:p>
-    <w:p>
-      <w:r>
-        <w:t>A failure in Learning would likely result in:</w:t>
-        <w:br/>
-        <w:t>A) Perfect prediction</w:t>
-        <w:br/>
-        <w:t>B) Generalized surprise</w:t>
-        <w:br/>
-        <w:t>C) Immediate death of the agent</w:t>
-        <w:br/>
-        <w:t>D) Zero entropy</w:t>
-      </w:r>
-    </w:p>
-    <w:p>
-      <w:r>
-        <w:t>Which scale is most relevant for analyzing Learning in this course?</w:t>
-        <w:br/>
-        <w:t>A) Quantum</w:t>
-        <w:br/>
-        <w:t>B) Neural</w:t>
-        <w:br/>
-        <w:t>C) Social</w:t>
-        <w:br/>
-        <w:t>D) All of the above</w:t>
-      </w:r>
-    </w:p>
-    <w:p>
-      <w:r>
-        <w:t>Learning connects directly to which other component?</w:t>
-        <w:br/>
-        <w:t>A) The step before it</w:t>
-        <w:br/>
-        <w:t>B) The step after it</w:t>
-        <w:br/>
-        <w:t>C) Both A and B</w:t>
-        <w:br/>
-        <w:t>D) None of the above</w:t>
-      </w:r>
-    </w:p>
-    <w:p>
-      <w:r>
-        <w:t>Part B: Short Answer</w:t>
+        <w:t>Zillow's iBuying failure was caused by: A) Bad management B) Model drift — the ML model was trained on historical patterns that stopped holding in a rapidly changing market C) Competition D) Regulatory issues  Model drift occurs when: A) Models move B) The statistical relationship between inputs and outputs changes over time, degrading model performance C) Data is lost D) Hardware fails  The ML model lifecycle requires: A) Train once, deploy forever B) Continuous monitoring and periodic retraining to maintain model accuracy C) No monitoring D) Daily retraining  MLOps addresses: A) Marketing operations B) The operational infrastructure for deploying, monitoring, and maintaining ML models at scale C) Office operations D) Military operations  "Hidden technical debt in ML systems" means: A) Budget overruns B) ML systems accumulate maintenance burdens (data dependencies, feedback loops, configuration complexity) that are invisible until they cause failures C) Developer debt D) Infrastructure costs  Supervised learning requires: A) A supervisor B) Labeled data — examples where both inputs and correct outputs are known — to train the model C) More computing power D) Real-time data  Organizational ML maturity progresses from: A) Big to small B) Ad hoc (individual models) → repeatable (standard processes) → managed (MLOps infra) → optimized (embedded in business) C) Simple to complex D) Fast to slow    Part B: Short Analysis</w:t>
       </w:r>
     </w:p>
     <w:sectPr>
